--- a/submission/Uniswap-Weir-feedback-form.docx
+++ b/submission/Uniswap-Weir-feedback-form.docx
@@ -2,7 +2,15 @@
 <file path=word/document.xml><?xml version="1.0" encoding="utf-8"?>
 <w:document xmlns:w="http://schemas.openxmlformats.org/wordprocessingml/2006/main" xmlns:m="http://schemas.openxmlformats.org/officeDocument/2006/math" xmlns:r="http://schemas.openxmlformats.org/officeDocument/2006/relationships" xmlns:o="urn:schemas-microsoft-com:office:office" xmlns:v="urn:schemas-microsoft-com:vml" xmlns:w10="urn:schemas-microsoft-com:office:word" xmlns:a="http://schemas.openxmlformats.org/drawingml/2006/main" xmlns:pic="http://schemas.openxmlformats.org/drawingml/2006/picture" xmlns:wp="http://schemas.openxmlformats.org/drawingml/2006/wordprocessingDrawing">
   <w:body>
-    <w:bookmarkStart w:id="18" w:name="X53cd638baa07c94d11c4d3d6de65e4a914ad5a9"/>
+    <w:p>
+      <w:pPr>
+        <w:pStyle w:val="Title"/>
+      </w:pPr>
+      <w:r>
+        <w:t xml:space="preserve">Weir — Uniswap developer feedback</w:t>
+      </w:r>
+    </w:p>
+    <w:bookmarkStart w:id="20" w:name="X53cd638baa07c94d11c4d3d6de65e4a914ad5a9"/>
     <w:p>
       <w:pPr>
         <w:pStyle w:val="Heading1"/>
@@ -55,91 +63,93 @@
         <w:t xml:space="preserve"> </w:t>
       </w:r>
       <w:r>
-        <w:t xml:space="preserve">Developer Feedback Form that includes the link to your FEEDBACK.md file." The form has</w:t>
+        <w:t xml:space="preserve">Developer Feedback Form that includes the link to your FEEDBACK.md file." The form has no</w:t>
       </w:r>
       <w:r>
         <w:t xml:space="preserve"> </w:t>
       </w:r>
+      <w:r>
+        <w:t xml:space="preserve">dedicated field for that link, so it goes into two free-text fields below for safety.</w:t>
+      </w:r>
+    </w:p>
+    <w:p>
+      <w:pPr>
+        <w:pStyle w:val="BodyText"/>
+      </w:pPr>
+      <w:r>
+        <w:t xml:space="preserve">Every answer below is continuous prose with no hard line breaks, so pasting gives clean</w:t>
+      </w:r>
+      <w:r>
+        <w:t xml:space="preserve"> </w:t>
+      </w:r>
+      <w:r>
+        <w:t xml:space="preserve">paragraphs rather than ragged mid-sentence wrapping.</w:t>
+      </w:r>
+    </w:p>
+    <w:p>
+      <w:pPr>
+        <w:pStyle w:val="BodyText"/>
+      </w:pPr>
       <w:r>
         <w:rPr>
           <w:b/>
           <w:bCs/>
         </w:rPr>
-        <w:t xml:space="preserve">no</w:t>
-      </w:r>
+        <w:t xml:space="preserve">Repo status:</w:t>
+      </w:r>
+      <w:r>
+        <w:t xml:space="preserve"> </w:t>
+      </w:r>
+      <w:r>
+        <w:rPr>
+          <w:rStyle w:val="VerbatimChar"/>
+        </w:rPr>
+        <w:t xml:space="preserve">github.com/Leihyn/weir</w:t>
+      </w:r>
+      <w:r>
+        <w:t xml:space="preserve"> </w:t>
+      </w:r>
+      <w:r>
+        <w:t xml:space="preserve">is public and</w:t>
+      </w:r>
+      <w:r>
+        <w:t xml:space="preserve"> </w:t>
+      </w:r>
+      <w:r>
+        <w:rPr>
+          <w:rStyle w:val="VerbatimChar"/>
+        </w:rPr>
+        <w:t xml:space="preserve">FEEDBACK.md</w:t>
+      </w:r>
+      <w:r>
+        <w:t xml:space="preserve"> </w:t>
+      </w:r>
+      <w:r>
+        <w:t xml:space="preserve">resolves anonymously —</w:t>
+      </w:r>
+      <w:r>
+        <w:t xml:space="preserve"> </w:t>
+      </w:r>
+      <w:r>
+        <w:t xml:space="preserve">verified. The link will not 404 on Uniswap's reviewers.</w:t>
+      </w:r>
+    </w:p>
+    <w:p>
+      <w:pPr>
+        <w:pStyle w:val="BodyText"/>
+      </w:pPr>
       <w:r>
         <w:rPr>
           <w:b/>
           <w:bCs/>
         </w:rPr>
+        <w:t xml:space="preserve">Still needed from you:</w:t>
+      </w:r>
+      <w:r>
         <w:t xml:space="preserve"> </w:t>
       </w:r>
       <w:r>
-        <w:rPr>
-          <w:b/>
-          <w:bCs/>
-        </w:rPr>
-        <w:t xml:space="preserve">dedicated field for that link</w:t>
-      </w:r>
-      <w:r>
-        <w:t xml:space="preserve">, so it goes into two free-text fields below for safety.</w:t>
-      </w:r>
-    </w:p>
-    <w:p>
-      <w:pPr>
-        <w:pStyle w:val="BlockText"/>
-      </w:pPr>
-      <w:r>
-        <w:t xml:space="preserve">⚠️ The</w:t>
-      </w:r>
-      <w:r>
-        <w:t xml:space="preserve"> </w:t>
-      </w:r>
-      <w:r>
-        <w:rPr>
-          <w:rStyle w:val="VerbatimChar"/>
-        </w:rPr>
-        <w:t xml:space="preserve">FEEDBACK.md</w:t>
-      </w:r>
-      <w:r>
-        <w:t xml:space="preserve"> </w:t>
-      </w:r>
-      <w:r>
-        <w:t xml:space="preserve">link 404s until</w:t>
-      </w:r>
-      <w:r>
-        <w:t xml:space="preserve"> </w:t>
-      </w:r>
-      <w:r>
-        <w:rPr>
-          <w:rStyle w:val="VerbatimChar"/>
-        </w:rPr>
-        <w:t xml:space="preserve">github.com/Leihyn/weir</w:t>
-      </w:r>
-      <w:r>
-        <w:t xml:space="preserve"> </w:t>
-      </w:r>
-      <w:r>
-        <w:t xml:space="preserve">is</w:t>
-      </w:r>
-      <w:r>
-        <w:t xml:space="preserve"> </w:t>
-      </w:r>
-      <w:r>
-        <w:rPr>
-          <w:b/>
-          <w:bCs/>
-        </w:rPr>
-        <w:t xml:space="preserve">public</w:t>
-      </w:r>
-      <w:r>
-        <w:t xml:space="preserve">. Flip the repo</w:t>
-      </w:r>
-      <w:r>
-        <w:t xml:space="preserve"> </w:t>
-      </w:r>
-      <w:r>
-        <w:t xml:space="preserve">before submitting or Uniswap's reviewers hit a dead link and the prize is void.</w:t>
+        <w:t xml:space="preserve">your Telegram handle. It is the one required field I cannot fill.</w:t>
       </w:r>
     </w:p>
     <w:p>
@@ -149,7 +159,7 @@
         </w:pict>
       </w:r>
     </w:p>
-    <w:bookmarkStart w:id="11" w:name="short-fields"/>
+    <w:bookmarkStart w:id="12" w:name="short-fields"/>
     <w:p>
       <w:pPr>
         <w:pStyle w:val="Heading2"/>
@@ -224,9 +234,6 @@
               <w:pStyle w:val="Compact"/>
             </w:pPr>
             <w:r>
-              <w:rPr>
-                <w:rStyle w:val="VerbatimChar"/>
-              </w:rPr>
               <w:t xml:space="preserve">Onatola</w:t>
             </w:r>
           </w:p>
@@ -251,9 +258,6 @@
               <w:pStyle w:val="Compact"/>
             </w:pPr>
             <w:r>
-              <w:rPr>
-                <w:rStyle w:val="VerbatimChar"/>
-              </w:rPr>
               <w:t xml:space="preserve">Timilehin</w:t>
             </w:r>
           </w:p>
@@ -287,12 +291,14 @@
             <w:pPr>
               <w:pStyle w:val="Compact"/>
             </w:pPr>
-            <w:r>
-              <w:rPr>
-                <w:rStyle w:val="VerbatimChar"/>
-              </w:rPr>
-              <w:t xml:space="preserve">alexmustapha11@gmail.com</w:t>
-            </w:r>
+            <w:hyperlink r:id="rId10">
+              <w:r>
+                <w:rPr>
+                  <w:rStyle w:val="Hyperlink"/>
+                </w:rPr>
+                <w:t xml:space="preserve">alexmustapha11@gmail.com</w:t>
+              </w:r>
+            </w:hyperlink>
           </w:p>
         </w:tc>
       </w:tr>
@@ -363,9 +369,6 @@
               <w:pStyle w:val="Compact"/>
             </w:pPr>
             <w:r>
-              <w:rPr>
-                <w:rStyle w:val="VerbatimChar"/>
-              </w:rPr>
               <w:t xml:space="preserve">ETHOnline 2026</w:t>
             </w:r>
           </w:p>
@@ -400,9 +403,6 @@
               <w:pStyle w:val="Compact"/>
             </w:pPr>
             <w:r>
-              <w:rPr>
-                <w:rStyle w:val="VerbatimChar"/>
-              </w:rPr>
               <w:t xml:space="preserve">Yes</w:t>
             </w:r>
           </w:p>
@@ -438,7 +438,6 @@
             </w:pPr>
             <w:r>
               <w:rPr>
-                <w:rStyle w:val="VerbatimChar"/>
                 <w:b/>
                 <w:bCs/>
               </w:rPr>
@@ -455,7 +454,7 @@
               <w:pStyle w:val="Compact"/>
             </w:pPr>
             <w:r>
-              <w:t xml:space="preserve">Were you able to successfully integrate Uniswap into your project?</w:t>
+              <w:t xml:space="preserve">Were you able to successfully integrate Uniswap?</w:t>
             </w:r>
             <w:r>
               <w:t xml:space="preserve"> </w:t>
@@ -476,9 +475,6 @@
               <w:pStyle w:val="Compact"/>
             </w:pPr>
             <w:r>
-              <w:rPr>
-                <w:rStyle w:val="VerbatimChar"/>
-              </w:rPr>
               <w:t xml:space="preserve">Yes</w:t>
             </w:r>
           </w:p>
@@ -492,7 +488,7 @@
               <w:pStyle w:val="Compact"/>
             </w:pPr>
             <w:r>
-              <w:t xml:space="preserve">How long did it take to get your first successful integration working?</w:t>
+              <w:t xml:space="preserve">How long to your first successful integration?</w:t>
             </w:r>
             <w:r>
               <w:t xml:space="preserve"> </w:t>
@@ -513,7 +509,7 @@
               <w:pStyle w:val="Compact"/>
             </w:pPr>
             <w:r>
-              <w:t xml:space="preserve">Shortest bucket offered.</w:t>
+              <w:t xml:space="preserve">Shortest bucket offered —</w:t>
             </w:r>
             <w:r>
               <w:t xml:space="preserve"> </w:t>
@@ -528,7 +524,7 @@
               <w:t xml:space="preserve"> </w:t>
             </w:r>
             <w:r>
-              <w:t xml:space="preserve">went from interfaces written to a passing fork test in roughly an hour.</w:t>
+              <w:t xml:space="preserve">went from interfaces written to a passing fork test in roughly an hour</w:t>
             </w:r>
           </w:p>
         </w:tc>
@@ -541,7 +537,7 @@
               <w:pStyle w:val="Compact"/>
             </w:pPr>
             <w:r>
-              <w:t xml:space="preserve">How helpful was the Uniswap documentation for your use case?</w:t>
+              <w:t xml:space="preserve">How helpful was the documentation?</w:t>
             </w:r>
             <w:r>
               <w:t xml:space="preserve"> </w:t>
@@ -551,20 +547,17 @@
                 <w:i/>
                 <w:iCs/>
               </w:rPr>
-              <w:t xml:space="preserve">(1-5, required)</w:t>
-            </w:r>
-          </w:p>
-        </w:tc>
-        <w:tc>
-          <w:tcPr/>
-          <w:p>
-            <w:pPr>
-              <w:pStyle w:val="Compact"/>
-            </w:pPr>
-            <w:r>
-              <w:rPr>
-                <w:rStyle w:val="VerbatimChar"/>
-              </w:rPr>
+              <w:t xml:space="preserve">(1–5, required)</w:t>
+            </w:r>
+          </w:p>
+        </w:tc>
+        <w:tc>
+          <w:tcPr/>
+          <w:p>
+            <w:pPr>
+              <w:pStyle w:val="Compact"/>
+            </w:pPr>
+            <w:r>
               <w:t xml:space="preserve">3</w:t>
             </w:r>
           </w:p>
@@ -578,7 +571,7 @@
               <w:pStyle w:val="Compact"/>
             </w:pPr>
             <w:r>
-              <w:t xml:space="preserve">How would you rate the support Uniswap provided overall?</w:t>
+              <w:t xml:space="preserve">How would you rate Uniswap's support overall?</w:t>
             </w:r>
             <w:r>
               <w:t xml:space="preserve"> </w:t>
@@ -588,27 +581,18 @@
                 <w:i/>
                 <w:iCs/>
               </w:rPr>
-              <w:t xml:space="preserve">(1-5, required)</w:t>
-            </w:r>
-          </w:p>
-        </w:tc>
-        <w:tc>
-          <w:tcPr/>
-          <w:p>
-            <w:pPr>
-              <w:pStyle w:val="Compact"/>
-            </w:pPr>
-            <w:r>
-              <w:rPr>
-                <w:rStyle w:val="VerbatimChar"/>
-              </w:rPr>
-              <w:t xml:space="preserve">3</w:t>
-            </w:r>
-            <w:r>
-              <w:t xml:space="preserve"> </w:t>
-            </w:r>
-            <w:r>
-              <w:t xml:space="preserve">(we did not use support, so neutral rather than a complaint)</w:t>
+              <w:t xml:space="preserve">(1–5, required)</w:t>
+            </w:r>
+          </w:p>
+        </w:tc>
+        <w:tc>
+          <w:tcPr/>
+          <w:p>
+            <w:pPr>
+              <w:pStyle w:val="Compact"/>
+            </w:pPr>
+            <w:r>
+              <w:t xml:space="preserve">3 — we did not use support, so neutral rather than a complaint</w:t>
             </w:r>
           </w:p>
         </w:tc>
@@ -642,9 +626,6 @@
               <w:pStyle w:val="Compact"/>
             </w:pPr>
             <w:r>
-              <w:rPr>
-                <w:rStyle w:val="VerbatimChar"/>
-              </w:rPr>
               <w:t xml:space="preserve">Yes</w:t>
             </w:r>
           </w:p>
@@ -659,55 +640,6 @@
             </w:pPr>
             <w:r>
               <w:t xml:space="preserve">What type of support did you use?</w:t>
-            </w:r>
-            <w:r>
-              <w:t xml:space="preserve"> </w:t>
-            </w:r>
-            <w:r>
-              <w:rPr>
-                <w:i/>
-                <w:iCs/>
-              </w:rPr>
-              <w:t xml:space="preserve">(required, checkboxes)</w:t>
-            </w:r>
-          </w:p>
-        </w:tc>
-        <w:tc>
-          <w:tcPr/>
-          <w:p>
-            <w:pPr>
-              <w:pStyle w:val="Compact"/>
-            </w:pPr>
-            <w:r>
-              <w:rPr>
-                <w:rStyle w:val="VerbatimChar"/>
-              </w:rPr>
-              <w:t xml:space="preserve">Technical docs</w:t>
-            </w:r>
-            <w:r>
-              <w:t xml:space="preserve">,</w:t>
-            </w:r>
-            <w:r>
-              <w:t xml:space="preserve"> </w:t>
-            </w:r>
-            <w:r>
-              <w:rPr>
-                <w:rStyle w:val="VerbatimChar"/>
-              </w:rPr>
-              <w:t xml:space="preserve">Code examples/templates</w:t>
-            </w:r>
-          </w:p>
-        </w:tc>
-      </w:tr>
-      <w:tr>
-        <w:tc>
-          <w:tcPr/>
-          <w:p>
-            <w:pPr>
-              <w:pStyle w:val="Compact"/>
-            </w:pPr>
-            <w:r>
-              <w:t xml:space="preserve">Can we follow up with you about your feedback?</w:t>
             </w:r>
             <w:r>
               <w:t xml:space="preserve"> </w:t>
@@ -728,7 +660,7 @@
               <w:pStyle w:val="Compact"/>
             </w:pPr>
             <w:r>
-              <w:t xml:space="preserve">Your call</w:t>
+              <w:t xml:space="preserve">Technical docs; Code examples/templates</w:t>
             </w:r>
           </w:p>
         </w:tc>
@@ -741,7 +673,7 @@
               <w:pStyle w:val="Compact"/>
             </w:pPr>
             <w:r>
-              <w:t xml:space="preserve">Terms agreement</w:t>
+              <w:t xml:space="preserve">Can we follow up with you?</w:t>
             </w:r>
             <w:r>
               <w:t xml:space="preserve"> </w:t>
@@ -762,19 +694,53 @@
               <w:pStyle w:val="Compact"/>
             </w:pPr>
             <w:r>
+              <w:t xml:space="preserve">Your call</w:t>
+            </w:r>
+          </w:p>
+        </w:tc>
+      </w:tr>
+      <w:tr>
+        <w:tc>
+          <w:tcPr/>
+          <w:p>
+            <w:pPr>
+              <w:pStyle w:val="Compact"/>
+            </w:pPr>
+            <w:r>
+              <w:t xml:space="preserve">Terms agreement</w:t>
+            </w:r>
+            <w:r>
+              <w:t xml:space="preserve"> </w:t>
+            </w:r>
+            <w:r>
+              <w:rPr>
+                <w:i/>
+                <w:iCs/>
+              </w:rPr>
+              <w:t xml:space="preserve">(required)</w:t>
+            </w:r>
+          </w:p>
+        </w:tc>
+        <w:tc>
+          <w:tcPr/>
+          <w:p>
+            <w:pPr>
+              <w:pStyle w:val="Compact"/>
+            </w:pPr>
+            <w:r>
               <w:t xml:space="preserve">Check it</w:t>
             </w:r>
           </w:p>
         </w:tc>
       </w:tr>
     </w:tbl>
-    <w:bookmarkStart w:id="10" w:name="observed-dropdown-options"/>
+    <w:bookmarkStart w:id="11" w:name="the-agentic-dropdown"/>
     <w:p>
       <w:pPr>
         <w:pStyle w:val="Heading3"/>
       </w:pPr>
       <w:r>
-        <w:t xml:space="preserve">Observed dropdown options</w:t>
+        <w:t xml:space="preserve">The agentic dropdown</w:t>
       </w:r>
     </w:p>
     <w:p>
@@ -782,17 +748,7 @@
         <w:pStyle w:val="FirstParagraph"/>
       </w:pPr>
       <w:r>
-        <w:rPr>
-          <w:b/>
-          <w:bCs/>
-        </w:rPr>
-        <w:t xml:space="preserve">"Are you building an AI-powered or agentic project?"</w:t>
-      </w:r>
-      <w:r>
-        <w:t xml:space="preserve"> </w:t>
-      </w:r>
-      <w:r>
-        <w:t xml:space="preserve">offers exactly these five:</w:t>
+        <w:t xml:space="preserve">It offers exactly five options:</w:t>
       </w:r>
     </w:p>
     <w:p>
@@ -814,17 +770,7 @@
         <w:t xml:space="preserve"> </w:t>
       </w:r>
       <w:r>
-        <w:t xml:space="preserve">←</w:t>
-      </w:r>
-      <w:r>
-        <w:t xml:space="preserve"> </w:t>
-      </w:r>
-      <w:r>
-        <w:rPr>
-          <w:b/>
-          <w:bCs/>
-        </w:rPr>
-        <w:t xml:space="preserve">pick this</w:t>
+        <w:t xml:space="preserve">← pick this</w:t>
       </w:r>
     </w:p>
     <w:p>
@@ -893,13 +839,13 @@
         <w:t xml:space="preserve">for this form</w:t>
       </w:r>
       <w:r>
-        <w:t xml:space="preserve">. Weir does ship an MCP server (option 3), but</w:t>
+        <w:t xml:space="preserve">. Weir does ship an MCP server, which is</w:t>
       </w:r>
       <w:r>
         <w:t xml:space="preserve"> </w:t>
       </w:r>
       <w:r>
-        <w:t xml:space="preserve">the MCP never touches Uniswap. The Uniswap integration is</w:t>
+        <w:t xml:space="preserve">option 3, but the MCP never touches Uniswap. The Uniswap integration is</w:t>
       </w:r>
       <w:r>
         <w:t xml:space="preserve"> </w:t>
@@ -911,13 +857,13 @@
         <w:t xml:space="preserve">harvestAndSwap</w:t>
       </w:r>
       <w:r>
-        <w:t xml:space="preserve">, which the agent</w:t>
+        <w:t xml:space="preserve">,</w:t>
       </w:r>
       <w:r>
         <w:t xml:space="preserve"> </w:t>
       </w:r>
       <w:r>
-        <w:t xml:space="preserve">calls on-chain itself, so option 1 is the accurate match.</w:t>
+        <w:t xml:space="preserve">which the agent calls on-chain itself, so option 1 is the accurate match.</w:t>
       </w:r>
     </w:p>
     <w:p>
@@ -927,9 +873,9 @@
         </w:pict>
       </w:r>
     </w:p>
-    <w:bookmarkEnd w:id="10"/>
     <w:bookmarkEnd w:id="11"/>
-    <w:bookmarkStart w:id="12" w:name="what-did-you-build-required"/>
+    <w:bookmarkEnd w:id="12"/>
+    <w:bookmarkStart w:id="14" w:name="what-did-you-build-required"/>
     <w:p>
       <w:pPr>
         <w:pStyle w:val="Heading2"/>
@@ -950,92 +896,48 @@
     </w:p>
     <w:p>
       <w:pPr>
-        <w:pStyle w:val="SourceCode"/>
-      </w:pPr>
-      <w:r>
-        <w:rPr>
-          <w:rStyle w:val="VerbatimChar"/>
-        </w:rPr>
-        <w:t xml:space="preserve">Weir endows an AI agent's recurring bills. An owner commits principal to Aave</w:t>
-      </w:r>
-      <w:r>
-        <w:br/>
-      </w:r>
-      <w:r>
-        <w:rPr>
-          <w:rStyle w:val="VerbatimChar"/>
-        </w:rPr>
-        <w:t xml:space="preserve">once; the agent is paid only what the index produces, forever, and can never</w:t>
-      </w:r>
-      <w:r>
-        <w:br/>
-      </w:r>
-      <w:r>
-        <w:rPr>
-          <w:rStyle w:val="VerbatimChar"/>
-        </w:rPr>
-        <w:t xml:space="preserve">touch the principal, because the released amount is derived from Aave's</w:t>
-      </w:r>
-      <w:r>
-        <w:br/>
-      </w:r>
-      <w:r>
-        <w:rPr>
-          <w:rStyle w:val="VerbatimChar"/>
-        </w:rPr>
-        <w:t xml:space="preserve">liquidity index rather than chosen by the caller.</w:t>
-      </w:r>
-      <w:r>
-        <w:br/>
-      </w:r>
-      <w:r>
-        <w:br/>
-      </w:r>
-      <w:r>
-        <w:rPr>
-          <w:rStyle w:val="VerbatimChar"/>
-        </w:rPr>
-        <w:t xml:space="preserve">Agents' bills are denominated in USDC, but an endowment may be held in anything.</w:t>
-      </w:r>
-      <w:r>
-        <w:br/>
-      </w:r>
-      <w:r>
-        <w:rPr>
-          <w:rStyle w:val="VerbatimChar"/>
-        </w:rPr>
-        <w:t xml:space="preserve">That is where Uniswap sits: harvestAndSwap() routes the accrued yield of a WETH</w:t>
-      </w:r>
-      <w:r>
-        <w:br/>
-      </w:r>
-      <w:r>
-        <w:rPr>
-          <w:rStyle w:val="VerbatimChar"/>
-        </w:rPr>
-        <w:t xml:space="preserve">endowment through SwapRouter02 into the USDC the bills are actually paid in, so</w:t>
-      </w:r>
-      <w:r>
-        <w:br/>
-      </w:r>
-      <w:r>
-        <w:rPr>
-          <w:rStyle w:val="VerbatimChar"/>
-        </w:rPr>
-        <w:t xml:space="preserve">the owner picks the asset and the agent still gets paid in something spendable.</w:t>
-      </w:r>
-      <w:r>
-        <w:br/>
-      </w:r>
-      <w:r>
-        <w:rPr>
-          <w:rStyle w:val="VerbatimChar"/>
-        </w:rPr>
-        <w:t xml:space="preserve">Full write-up: https://github.com/Leihyn/weir/blob/main/FEEDBACK.md</w:t>
-      </w:r>
-    </w:p>
-    <w:bookmarkEnd w:id="12"/>
-    <w:bookmarkStart w:id="13" w:name="Xbb05c8291c31ad9b5fe7317e5fd82889a872b61"/>
+        <w:pStyle w:val="BlockText"/>
+      </w:pPr>
+      <w:r>
+        <w:t xml:space="preserve">Weir endows an AI agent's recurring bills. An owner commits principal to Aave once; the agent is paid only what the index produces, forever, and can never touch the principal, because the released amount is derived from Aave's liquidity index rather than chosen by the caller.</w:t>
+      </w:r>
+    </w:p>
+    <w:p>
+      <w:pPr>
+        <w:pStyle w:val="BlockText"/>
+      </w:pPr>
+      <w:r>
+        <w:t xml:space="preserve">Agents' bills are denominated in USDC, but an endowment may be held in anything. That is where Uniswap sits: harvestAndSwap() routes the accrued yield of a WETH endowment through SwapRouter02 into the USDC the bills are actually paid in, so the owner picks the asset and the agent still gets paid in something spendable.</w:t>
+      </w:r>
+    </w:p>
+    <w:p>
+      <w:pPr>
+        <w:pStyle w:val="BlockText"/>
+      </w:pPr>
+      <w:r>
+        <w:t xml:space="preserve">Full write-up:</w:t>
+      </w:r>
+      <w:r>
+        <w:t xml:space="preserve"> </w:t>
+      </w:r>
+      <w:hyperlink r:id="rId13">
+        <w:r>
+          <w:rPr>
+            <w:rStyle w:val="Hyperlink"/>
+          </w:rPr>
+          <w:t xml:space="preserve">https://github.com/Leihyn/weir/blob/main/FEEDBACK.md</w:t>
+        </w:r>
+      </w:hyperlink>
+    </w:p>
+    <w:p>
+      <w:r>
+        <w:pict>
+          <v:rect style="width:0;height:1.5pt" o:hralign="center" o:hrstd="t" o:hr="t"/>
+        </w:pict>
+      </w:r>
+    </w:p>
+    <w:bookmarkEnd w:id="14"/>
+    <w:bookmarkStart w:id="15" w:name="Xbb05c8291c31ad9b5fe7317e5fd82889a872b61"/>
     <w:p>
       <w:pPr>
         <w:pStyle w:val="Heading2"/>
@@ -1056,68 +958,27 @@
     </w:p>
     <w:p>
       <w:pPr>
-        <w:pStyle w:val="SourceCode"/>
-      </w:pPr>
-      <w:r>
-        <w:rPr>
-          <w:rStyle w:val="VerbatimChar"/>
-        </w:rPr>
-        <w:t xml:space="preserve">Two things. First, fee-tier selection is guesswork from a contract's point of</w:t>
-      </w:r>
-      <w:r>
-        <w:br/>
-      </w:r>
-      <w:r>
-        <w:rPr>
-          <w:rStyle w:val="VerbatimChar"/>
-        </w:rPr>
-        <w:t xml:space="preserve">view: there is no canonical on-chain "deepest tier for this pair" view, so every</w:t>
-      </w:r>
-      <w:r>
-        <w:br/>
-      </w:r>
-      <w:r>
-        <w:rPr>
-          <w:rStyle w:val="VerbatimChar"/>
-        </w:rPr>
-        <w:t xml:space="preserve">integrator hardcodes 500 and hopes, and silently executes worse if liquidity</w:t>
-      </w:r>
-      <w:r>
-        <w:br/>
-      </w:r>
-      <w:r>
-        <w:rPr>
-          <w:rStyle w:val="VerbatimChar"/>
-        </w:rPr>
-        <w:t xml:space="preserve">migrates. Second, OracleLibrary in v3-periphery is still pinned to 0.7.6, so</w:t>
-      </w:r>
-      <w:r>
-        <w:br/>
-      </w:r>
-      <w:r>
-        <w:rPr>
-          <w:rStyle w:val="VerbatimChar"/>
-        </w:rPr>
-        <w:t xml:space="preserve">modern 0.8 integrators either vendor a fork of TickMath or, more often, skip the</w:t>
-      </w:r>
-      <w:r>
-        <w:br/>
-      </w:r>
-      <w:r>
-        <w:rPr>
-          <w:rStyle w:val="VerbatimChar"/>
-        </w:rPr>
-        <w:t xml:space="preserve">price check entirely. That pragma gap is actively degrading integration quality.</w:t>
-      </w:r>
-    </w:p>
-    <w:bookmarkEnd w:id="13"/>
-    <w:bookmarkStart w:id="14" w:name="X6f831044736c9dc81369580488b3a3f8d8ce759"/>
+        <w:pStyle w:val="BlockText"/>
+      </w:pPr>
+      <w:r>
+        <w:t xml:space="preserve">Two things. First, fee-tier selection is guesswork from a contract's point of view: there is no canonical on-chain "deepest tier for this pair" view, so every integrator hardcodes 500 and hopes, and silently executes worse if liquidity migrates. Second, OracleLibrary in v3-periphery is still pinned to 0.7.6, so modern 0.8 integrators either vendor a fork of TickMath or, more often, skip the price check entirely. That pragma gap is actively degrading integration quality.</w:t>
+      </w:r>
+    </w:p>
+    <w:p>
+      <w:r>
+        <w:pict>
+          <v:rect style="width:0;height:1.5pt" o:hralign="center" o:hrstd="t" o:hr="t"/>
+        </w:pict>
+      </w:r>
+    </w:p>
+    <w:bookmarkEnd w:id="15"/>
+    <w:bookmarkStart w:id="16" w:name="X061c1409a4d01e09df135bef4a6ab11f3a732c3"/>
     <w:p>
       <w:pPr>
         <w:pStyle w:val="Heading2"/>
       </w:pPr>
       <w:r>
-        <w:t xml:space="preserve">If applicable: what was the hardest part of building an agentic app on Uniswap?</w:t>
+        <w:t xml:space="preserve">What was the hardest part of building an agentic app on Uniswap?</w:t>
       </w:r>
       <w:r>
         <w:t xml:space="preserve"> </w:t>
@@ -1132,62 +993,21 @@
     </w:p>
     <w:p>
       <w:pPr>
-        <w:pStyle w:val="SourceCode"/>
-      </w:pPr>
-      <w:r>
-        <w:rPr>
-          <w:rStyle w:val="VerbatimChar"/>
-        </w:rPr>
-        <w:t xml:space="preserve">Keeping the swap permissionless. Weir's harvest() has no keeper: the amount and</w:t>
-      </w:r>
-      <w:r>
-        <w:br/>
-      </w:r>
-      <w:r>
-        <w:rPr>
-          <w:rStyle w:val="VerbatimChar"/>
-        </w:rPr>
-        <w:t xml:space="preserve">the destination both come from storage, so a caller has nothing to abuse. Adding</w:t>
-      </w:r>
-      <w:r>
-        <w:br/>
-      </w:r>
-      <w:r>
-        <w:rPr>
-          <w:rStyle w:val="VerbatimChar"/>
-        </w:rPr>
-        <w:t xml:space="preserve">a swap reintroduced exactly one attackable parameter, amountOutMinimum, and there</w:t>
-      </w:r>
-      <w:r>
-        <w:br/>
-      </w:r>
-      <w:r>
-        <w:rPr>
-          <w:rStyle w:val="VerbatimChar"/>
-        </w:rPr>
-        <w:t xml:space="preserve">is no first-party price reference a contract can floor it against. We used Aave's</w:t>
-      </w:r>
-      <w:r>
-        <w:br/>
-      </w:r>
-      <w:r>
-        <w:rPr>
-          <w:rStyle w:val="VerbatimChar"/>
-        </w:rPr>
-        <w:t xml:space="preserve">oracle because we already depended on Aave. A 0.8-compatible TWAP helper would</w:t>
-      </w:r>
-      <w:r>
-        <w:br/>
-      </w:r>
-      <w:r>
-        <w:rPr>
-          <w:rStyle w:val="VerbatimChar"/>
-        </w:rPr>
-        <w:t xml:space="preserve">have saved us the detour.</w:t>
-      </w:r>
-    </w:p>
-    <w:bookmarkEnd w:id="14"/>
-    <w:bookmarkStart w:id="15" w:name="X90c9f4b91aaf16af35db87798171e751b87e8e0"/>
+        <w:pStyle w:val="BlockText"/>
+      </w:pPr>
+      <w:r>
+        <w:t xml:space="preserve">Keeping the swap permissionless. Weir's harvest() has no keeper: the amount and the destination both come from storage, so a caller has nothing to abuse. Adding a swap reintroduced exactly one attackable parameter, amountOutMinimum, and there is no first-party price reference a contract can floor it against. We used Aave's oracle because we already depended on Aave. A 0.8-compatible TWAP helper would have saved us the detour.</w:t>
+      </w:r>
+    </w:p>
+    <w:p>
+      <w:r>
+        <w:pict>
+          <v:rect style="width:0;height:1.5pt" o:hralign="center" o:hrstd="t" o:hr="t"/>
+        </w:pict>
+      </w:r>
+    </w:p>
+    <w:bookmarkEnd w:id="16"/>
+    <w:bookmarkStart w:id="17" w:name="X90c9f4b91aaf16af35db87798171e751b87e8e0"/>
     <w:p>
       <w:pPr>
         <w:pStyle w:val="Heading2"/>
@@ -1208,26 +1028,21 @@
     </w:p>
     <w:p>
       <w:pPr>
-        <w:pStyle w:val="SourceCode"/>
-      </w:pPr>
-      <w:r>
-        <w:rPr>
-          <w:rStyle w:val="VerbatimChar"/>
-        </w:rPr>
-        <w:t xml:space="preserve">Guidance for contract integrators rather than frontend/SDK consumers, and a</w:t>
-      </w:r>
-      <w:r>
-        <w:br/>
-      </w:r>
-      <w:r>
-        <w:rPr>
-          <w:rStyle w:val="VerbatimChar"/>
-        </w:rPr>
-        <w:t xml:space="preserve">0.8-compatible OracleLibrary or TWAP helper.</w:t>
-      </w:r>
-    </w:p>
-    <w:bookmarkEnd w:id="15"/>
-    <w:bookmarkStart w:id="16" w:name="X13288e4623d95f976a3b94ba8ff4ea6da6a940d"/>
+        <w:pStyle w:val="BlockText"/>
+      </w:pPr>
+      <w:r>
+        <w:t xml:space="preserve">Guidance for contract integrators rather than frontend and SDK consumers, and a 0.8-compatible OracleLibrary or TWAP helper.</w:t>
+      </w:r>
+    </w:p>
+    <w:p>
+      <w:r>
+        <w:pict>
+          <v:rect style="width:0;height:1.5pt" o:hralign="center" o:hrstd="t" o:hr="t"/>
+        </w:pict>
+      </w:r>
+    </w:p>
+    <w:bookmarkEnd w:id="17"/>
+    <w:bookmarkStart w:id="18" w:name="X13288e4623d95f976a3b94ba8ff4ea6da6a940d"/>
     <w:p>
       <w:pPr>
         <w:pStyle w:val="Heading2"/>
@@ -1248,73 +1063,37 @@
     </w:p>
     <w:p>
       <w:pPr>
-        <w:pStyle w:val="SourceCode"/>
-      </w:pPr>
-      <w:r>
-        <w:rPr>
-          <w:rStyle w:val="VerbatimChar"/>
-        </w:rPr>
+        <w:pStyle w:val="BlockText"/>
+      </w:pPr>
+      <w:r>
         <w:t xml:space="preserve">Full feedback with file and line references:</w:t>
       </w:r>
       <w:r>
-        <w:br/>
-      </w:r>
-      <w:r>
-        <w:rPr>
-          <w:rStyle w:val="VerbatimChar"/>
-        </w:rPr>
-        <w:t xml:space="preserve">https://github.com/Leihyn/weir/blob/main/FEEDBACK.md</w:t>
-      </w:r>
-      <w:r>
-        <w:br/>
-      </w:r>
-      <w:r>
-        <w:br/>
-      </w:r>
-      <w:r>
-        <w:rPr>
-          <w:rStyle w:val="VerbatimChar"/>
-        </w:rPr>
-        <w:t xml:space="preserve">Verified on a Base fork: a 10 WETH endowment accrued 0.08638 WETH over 180 days</w:t>
-      </w:r>
-      <w:r>
-        <w:br/>
-      </w:r>
-      <w:r>
-        <w:rPr>
-          <w:rStyle w:val="VerbatimChar"/>
-        </w:rPr>
-        <w:t xml:space="preserve">and paid the agent 218.698043 USDC through SwapRouter02, matching the oracle</w:t>
-      </w:r>
-      <w:r>
-        <w:br/>
-      </w:r>
-      <w:r>
-        <w:rPr>
-          <w:rStyle w:val="VerbatimChar"/>
-        </w:rPr>
-        <w:t xml:space="preserve">price of $2,531.54 to within two cents.</w:t>
-      </w:r>
-      <w:r>
-        <w:br/>
-      </w:r>
-      <w:r>
-        <w:br/>
-      </w:r>
-      <w:r>
-        <w:rPr>
-          <w:rStyle w:val="VerbatimChar"/>
-        </w:rPr>
-        <w:t xml:space="preserve">With more time we would build a v4 hook. Endowment harvests are scheduled, small</w:t>
-      </w:r>
-      <w:r>
-        <w:br/>
-      </w:r>
-      <w:r>
-        <w:rPr>
-          <w:rStyle w:val="VerbatimChar"/>
-        </w:rPr>
-        <w:t xml:space="preserve">and price-insensitive, which is close to ideal non-toxic flow for an LP.</w:t>
+        <w:t xml:space="preserve"> </w:t>
+      </w:r>
+      <w:hyperlink r:id="rId13">
+        <w:r>
+          <w:rPr>
+            <w:rStyle w:val="Hyperlink"/>
+          </w:rPr>
+          <w:t xml:space="preserve">https://github.com/Leihyn/weir/blob/main/FEEDBACK.md</w:t>
+        </w:r>
+      </w:hyperlink>
+    </w:p>
+    <w:p>
+      <w:pPr>
+        <w:pStyle w:val="BlockText"/>
+      </w:pPr>
+      <w:r>
+        <w:t xml:space="preserve">Verified on a Base fork: a 10 WETH endowment accrued 0.08638 WETH over 180 days and paid the agent 218.698043 USDC through SwapRouter02, matching the oracle price of $2,531.54 to within two cents.</w:t>
+      </w:r>
+    </w:p>
+    <w:p>
+      <w:pPr>
+        <w:pStyle w:val="BlockText"/>
+      </w:pPr>
+      <w:r>
+        <w:t xml:space="preserve">With more time we would build a v4 hook. Endowment harvests are scheduled, small and price-insensitive, which is close to ideal non-toxic flow for an LP.</w:t>
       </w:r>
     </w:p>
     <w:p>
@@ -1324,14 +1103,14 @@
         </w:pict>
       </w:r>
     </w:p>
-    <w:bookmarkEnd w:id="16"/>
-    <w:bookmarkStart w:id="17" w:name="checklist"/>
+    <w:bookmarkEnd w:id="18"/>
+    <w:bookmarkStart w:id="19" w:name="before-you-submit"/>
     <w:p>
       <w:pPr>
         <w:pStyle w:val="Heading2"/>
       </w:pPr>
       <w:r>
-        <w:t xml:space="preserve">Checklist</w:t>
+        <w:t xml:space="preserve">Before you submit</w:t>
       </w:r>
     </w:p>
     <w:p>
@@ -1343,17 +1122,7 @@
         </w:numPr>
       </w:pPr>
       <w:r>
-        <w:t xml:space="preserve">Repo flipped</w:t>
-      </w:r>
-      <w:r>
-        <w:t xml:space="preserve"> </w:t>
-      </w:r>
-      <w:r>
-        <w:rPr>
-          <w:b/>
-          <w:bCs/>
-        </w:rPr>
-        <w:t xml:space="preserve">public</w:t>
+        <w:t xml:space="preserve">Repo public — done, verified</w:t>
       </w:r>
     </w:p>
     <w:p>
@@ -1374,7 +1143,7 @@
         <w:t xml:space="preserve"> </w:t>
       </w:r>
       <w:r>
-        <w:t xml:space="preserve">link opens in an incognito window</w:t>
+        <w:t xml:space="preserve">opens anonymously — verified, HTTP 200</w:t>
       </w:r>
     </w:p>
     <w:p>
@@ -1401,20 +1170,8 @@
         <w:t xml:space="preserve">Form submitted</w:t>
       </w:r>
     </w:p>
-    <w:p>
-      <w:pPr>
-        <w:pStyle w:val="Compact"/>
-        <w:numPr>
-          <w:ilvl w:val="0"/>
-          <w:numId w:val="1006"/>
-        </w:numPr>
-      </w:pPr>
-      <w:r>
-        <w:t xml:space="preserve">Tell Claude it's done so the verify state can be updated</w:t>
-      </w:r>
-    </w:p>
-    <w:bookmarkEnd w:id="17"/>
-    <w:bookmarkEnd w:id="18"/>
+    <w:bookmarkEnd w:id="19"/>
+    <w:bookmarkEnd w:id="20"/>
     <w:sectPr>
       <w:footnotePr>
         <w:numRestart w:val="eachSect"/>
@@ -1604,6 +1361,82 @@
       <w:start w:val="1"/>
       <w:numFmt w:val="decimal"/>
       <w:lvlText w:val="%9."/>
+      <w:lvlJc w:val="left"/>
+      <w:pPr>
+        <w:ind w:left="6480" w:hanging="360"/>
+      </w:pPr>
+    </w:lvl>
+  </w:abstractNum>
+  <w:abstractNum w:abstractNumId="993">
+    <w:nsid w:val="0000A993"/>
+    <w:multiLevelType w:val="multilevel"/>
+    <w:lvl w:ilvl="0">
+      <w:numFmt w:val="bullet"/>
+      <w:lvlText w:val="☒"/>
+      <w:lvlJc w:val="left"/>
+      <w:pPr>
+        <w:ind w:left="720" w:hanging="360"/>
+      </w:pPr>
+    </w:lvl>
+    <w:lvl w:ilvl="1">
+      <w:numFmt w:val="bullet"/>
+      <w:lvlText w:val="☒"/>
+      <w:lvlJc w:val="left"/>
+      <w:pPr>
+        <w:ind w:left="1440" w:hanging="360"/>
+      </w:pPr>
+    </w:lvl>
+    <w:lvl w:ilvl="2">
+      <w:numFmt w:val="bullet"/>
+      <w:lvlText w:val="☒"/>
+      <w:lvlJc w:val="left"/>
+      <w:pPr>
+        <w:ind w:left="2160" w:hanging="360"/>
+      </w:pPr>
+    </w:lvl>
+    <w:lvl w:ilvl="3">
+      <w:numFmt w:val="bullet"/>
+      <w:lvlText w:val="☒"/>
+      <w:lvlJc w:val="left"/>
+      <w:pPr>
+        <w:ind w:left="2880" w:hanging="360"/>
+      </w:pPr>
+    </w:lvl>
+    <w:lvl w:ilvl="4">
+      <w:numFmt w:val="bullet"/>
+      <w:lvlText w:val="☒"/>
+      <w:lvlJc w:val="left"/>
+      <w:pPr>
+        <w:ind w:left="3600" w:hanging="360"/>
+      </w:pPr>
+    </w:lvl>
+    <w:lvl w:ilvl="5">
+      <w:numFmt w:val="bullet"/>
+      <w:lvlText w:val="☒"/>
+      <w:lvlJc w:val="left"/>
+      <w:pPr>
+        <w:ind w:left="4320" w:hanging="360"/>
+      </w:pPr>
+    </w:lvl>
+    <w:lvl w:ilvl="6">
+      <w:numFmt w:val="bullet"/>
+      <w:lvlText w:val="☒"/>
+      <w:lvlJc w:val="left"/>
+      <w:pPr>
+        <w:ind w:left="5040" w:hanging="360"/>
+      </w:pPr>
+    </w:lvl>
+    <w:lvl w:ilvl="7">
+      <w:numFmt w:val="bullet"/>
+      <w:lvlText w:val="☒"/>
+      <w:lvlJc w:val="left"/>
+      <w:pPr>
+        <w:ind w:left="5760" w:hanging="360"/>
+      </w:pPr>
+    </w:lvl>
+    <w:lvl w:ilvl="8">
+      <w:numFmt w:val="bullet"/>
+      <w:lvlText w:val="☒"/>
       <w:lvlJc w:val="left"/>
       <w:pPr>
         <w:ind w:left="6480" w:hanging="360"/>
@@ -1720,18 +1553,15 @@
     </w:lvlOverride>
   </w:num>
   <w:num w:numId="1002">
-    <w:abstractNumId w:val="992"/>
+    <w:abstractNumId w:val="993"/>
   </w:num>
   <w:num w:numId="1003">
-    <w:abstractNumId w:val="992"/>
+    <w:abstractNumId w:val="993"/>
   </w:num>
   <w:num w:numId="1004">
     <w:abstractNumId w:val="992"/>
   </w:num>
   <w:num w:numId="1005">
-    <w:abstractNumId w:val="992"/>
-  </w:num>
-  <w:num w:numId="1006">
     <w:abstractNumId w:val="992"/>
   </w:num>
 </w:numbering>
